--- a/Documentos/SistemaCarreteras_Documento.docx
+++ b/Documentos/SistemaCarreteras_Documento.docx
@@ -237,7 +237,7 @@
     </w:p>
     <w:p>
       <w:r>
-        <w:t>2. Abre SistemaCarreteras.sln en Visual Studio 2022. Se incluye la solución tradicional para evitar depender del soporte de .slnx.</w:t>
+        <w:t>2. Abre SistemaCarreteras.slnx en tu Visual Studio compatible con este formato. La entrega contiene una sola solución.</w:t>
       </w:r>
     </w:p>
     <w:p>
